--- a/website-pages/06_Oel_Families.docx
+++ b/website-pages/06_Oel_Families.docx
@@ -353,7 +353,7 @@
         <w:rPr>
           <w:lang w:val="en-GB"/>
         </w:rPr>
-        <w:t>Sessions are led by experienced professionals and tailored to the values and lifestyle of Torah-observant and Hasidic families, with a focus on the real questions and challenges parents encounter at home.</w:t>
+        <w:t>Sessions are led by experienced professionals and tailored to the values and lifestyle of Torah-observant and Chassidic families, with a focus on the real questions and challenges parents encounter at home.</w:t>
       </w:r>
     </w:p>
     <w:p>
@@ -512,7 +512,7 @@
         <w:rPr>
           <w:lang w:val="en-GB"/>
         </w:rPr>
-        <w:t>Residents will benefit from professional support in a warm, welcoming environment while continuing to live according to the religious and Hasidic values that shape their lives.</w:t>
+        <w:t>Residents will benefit from professional support in a warm, welcoming environment while continuing to live according to the religious and Chassidic values that shape their lives.</w:t>
       </w:r>
     </w:p>
     <w:p>
